--- a/docs/decisions/Forward Engineering Considerations Register.docx
+++ b/docs/decisions/Forward Engineering Considerations Register.docx
@@ -1004,16 +1004,14 @@
             <w:hideMark/>
           </w:tcPr>
           <w:p>
-            <w:pPr>
-              <w:rPr>
-                <w:b/>
-                <w:bCs/>
-              </w:rPr>
-            </w:pPr>
-            <w:r>
-              <w:rPr>
-                <w:b/>
-                <w:bCs/>
+            <w:r>
+              <w:rPr>
+                <w:b/>
+              </w:rPr>
+            </w:r>
+            <w:r>
+              <w:rPr>
+                <w:b/>
               </w:rPr>
               <w:t>FEC-005</w:t>
             </w:r>
@@ -1032,48 +1030,28 @@
             <w:hideMark/>
           </w:tcPr>
           <w:p>
-            <w:pPr>
-              <w:rPr>
-                <w:b/>
-                <w:bCs/>
-              </w:rPr>
-            </w:pPr>
-            <w:r>
-              <w:rPr>
-                <w:b/>
-                <w:bCs/>
+            <w:r>
+              <w:rPr>
+                <w:b/>
+              </w:rPr>
+            </w:r>
+            <w:r>
+              <w:rPr>
+                <w:b/>
               </w:rPr>
               <w:t>ASM-004</w:t>
             </w:r>
-          </w:p>
-          <w:p>
-            <w:pPr>
-              <w:rPr>
-                <w:b/>
-                <w:bCs/>
-              </w:rPr>
-            </w:pPr>
-            <w:r>
-              <w:rPr>
-                <w:b/>
-                <w:bCs/>
-              </w:rPr>
-              <w:t>Requester, staff, management and administrative responsibilities can be separated through clearly defined user roles.</w:t>
-            </w:r>
-          </w:p>
-          <w:p>
-            <w:pPr>
-              <w:rPr>
-                <w:b/>
-                <w:bCs/>
-              </w:rPr>
-            </w:pPr>
-            <w:r>
-              <w:rPr>
-                <w:b/>
-                <w:bCs/>
-              </w:rPr>
-              <w:t>To understand that more information is needed to define these roles so critical design decisions can be made.</w:t>
+            <w:r>
+              <w:rPr>
+                <w:b/>
+              </w:rPr>
+              <w:br/>
+            </w:r>
+            <w:r>
+              <w:rPr>
+                <w:b/>
+              </w:rPr>
+              <w:t>Requester, staff and management roles are identified, but the exact permission matrix and Supabase Auth/RLS rules still need to be finalised before database access control is enabled.</w:t>
             </w:r>
           </w:p>
         </w:tc>
@@ -1090,18 +1068,16 @@
             <w:hideMark/>
           </w:tcPr>
           <w:p>
-            <w:pPr>
-              <w:rPr>
-                <w:b/>
-                <w:bCs/>
-              </w:rPr>
-            </w:pPr>
-            <w:r>
-              <w:rPr>
-                <w:b/>
-                <w:bCs/>
-              </w:rPr>
-              <w:t>During the design and implementation phases these users’ roles will need to be defined so that we know who can access what information and perform which actions on the digital platform. It is very important for role-based access control and security purposes.</w:t>
+            <w:r>
+              <w:rPr>
+                <w:b/>
+              </w:rPr>
+            </w:r>
+            <w:r>
+              <w:rPr>
+                <w:b/>
+              </w:rPr>
+              <w:t>Affects authentication, role-based interface behaviour, database access, security testing and live persistence. Authenticated users still need to be mapped to the correct CivicConnect roles before RLS is enabled.</w:t>
             </w:r>
           </w:p>
         </w:tc>
@@ -1118,18 +1094,16 @@
             <w:hideMark/>
           </w:tcPr>
           <w:p>
-            <w:pPr>
-              <w:rPr>
-                <w:b/>
-                <w:bCs/>
-              </w:rPr>
-            </w:pPr>
-            <w:r>
-              <w:rPr>
-                <w:b/>
-                <w:bCs/>
-              </w:rPr>
-              <w:t>User roles and responsibilities such as what actions they can perform and what they have access to are not defined yet.</w:t>
+            <w:r>
+              <w:rPr>
+                <w:b/>
+              </w:rPr>
+            </w:r>
+            <w:r>
+              <w:rPr>
+                <w:b/>
+              </w:rPr>
+              <w:t>The final role-permission matrix, authenticated-user mapping and tested RLS policies are not complete yet.</w:t>
             </w:r>
           </w:p>
         </w:tc>
@@ -1145,18 +1119,16 @@
             <w:shd w:val="clear" w:color="auto" w:fill="FFFFFF"/>
           </w:tcPr>
           <w:p>
-            <w:pPr>
-              <w:rPr>
-                <w:b/>
-                <w:bCs/>
-              </w:rPr>
-            </w:pPr>
-            <w:r>
-              <w:rPr>
-                <w:b/>
-                <w:bCs/>
-              </w:rPr>
-              <w:t>The creation of a vulnerable system that lacks security. Ill-defined roles can lead to the wrong stakeholders having access to the wrong things. Or stakeholders not being able to complete certain tasks.</w:t>
+            <w:r>
+              <w:rPr>
+                <w:b/>
+              </w:rPr>
+            </w:r>
+            <w:r>
+              <w:rPr>
+                <w:b/>
+              </w:rPr>
+              <w:t>Enabling access control without these rules could expose data or block legitimate users. Leaving the work too late could also delay live persistence.</w:t>
             </w:r>
           </w:p>
         </w:tc>
@@ -1389,18 +1361,15 @@
             <w:shd w:val="clear" w:color="auto" w:fill="FFFFFF"/>
           </w:tcPr>
           <w:p>
-            <w:pPr>
-              <w:rPr>
-                <w:b/>
-                <w:bCs/>
-              </w:rPr>
-            </w:pPr>
-            <w:r>
-              <w:rPr>
-                <w:b/>
-                <w:bCs/>
-              </w:rPr>
-              <w:lastRenderedPageBreak/>
+            <w:r>
+              <w:rPr>
+                <w:b/>
+              </w:rPr>
+            </w:r>
+            <w:r>
+              <w:rPr>
+                <w:b/>
+              </w:rPr>
               <w:t>FEC-007</w:t>
             </w:r>
           </w:p>
@@ -1417,48 +1386,28 @@
             <w:shd w:val="clear" w:color="auto" w:fill="FFFFFF"/>
           </w:tcPr>
           <w:p>
-            <w:pPr>
-              <w:rPr>
-                <w:b/>
-                <w:bCs/>
-              </w:rPr>
-            </w:pPr>
-            <w:r>
-              <w:rPr>
-                <w:b/>
-                <w:bCs/>
+            <w:r>
+              <w:rPr>
+                <w:b/>
+              </w:rPr>
+            </w:r>
+            <w:r>
+              <w:rPr>
+                <w:b/>
               </w:rPr>
               <w:t>ASM-008/CON-004</w:t>
             </w:r>
-          </w:p>
-          <w:p>
-            <w:pPr>
-              <w:rPr>
-                <w:b/>
-                <w:bCs/>
-              </w:rPr>
-            </w:pPr>
-            <w:r>
-              <w:rPr>
-                <w:b/>
-                <w:bCs/>
-              </w:rPr>
-              <w:t>Free or low-cost development and deployment services will remain available and sufficient during the project period.</w:t>
-            </w:r>
-          </w:p>
-          <w:p>
-            <w:pPr>
-              <w:rPr>
-                <w:b/>
-                <w:bCs/>
-              </w:rPr>
-            </w:pPr>
-            <w:r>
-              <w:rPr>
-                <w:b/>
-                <w:bCs/>
-              </w:rPr>
-              <w:t>This needs to be considered as the problem may arise that suitable development and deployment software may be unavailable.</w:t>
+            <w:r>
+              <w:rPr>
+                <w:b/>
+              </w:rPr>
+              <w:br/>
+            </w:r>
+            <w:r>
+              <w:rPr>
+                <w:b/>
+              </w:rPr>
+              <w:t>React/Vite and Supabase have been selected for the current project, with Vercel as the current deployment direction. Free or low-cost options must remain sufficient during the project.</w:t>
             </w:r>
           </w:p>
         </w:tc>
@@ -1474,18 +1423,16 @@
             <w:shd w:val="clear" w:color="auto" w:fill="FFFFFF"/>
           </w:tcPr>
           <w:p>
-            <w:pPr>
-              <w:rPr>
-                <w:b/>
-                <w:bCs/>
-              </w:rPr>
-            </w:pPr>
-            <w:r>
-              <w:rPr>
-                <w:b/>
-                <w:bCs/>
-              </w:rPr>
-              <w:t>Suitable development and deployment software will need to be chosen that fall within this CON-004 constraint. However, this is for future consideration as CON-007 states these decisions are to be deferred to M2 and M3 respectively.</w:t>
+            <w:r>
+              <w:rPr>
+                <w:b/>
+              </w:rPr>
+            </w:r>
+            <w:r>
+              <w:rPr>
+                <w:b/>
+              </w:rPr>
+              <w:t>Later deployment, scaling and operational decisions must check service limits and pricing before production use. A provider or plan change could affect the deployment baseline.</w:t>
             </w:r>
           </w:p>
         </w:tc>
@@ -1501,32 +1448,16 @@
             <w:shd w:val="clear" w:color="auto" w:fill="FFFFFF"/>
           </w:tcPr>
           <w:p>
-            <w:pPr>
-              <w:rPr>
-                <w:b/>
-                <w:bCs/>
-              </w:rPr>
-            </w:pPr>
-            <w:r>
-              <w:rPr>
-                <w:b/>
-                <w:bCs/>
-              </w:rPr>
-              <w:t>The criteria and research needed to make a data driven decision on the most suitable development and deployment software that meet the f</w:t>
-            </w:r>
-            <w:r>
-              <w:rPr>
-                <w:b/>
-                <w:bCs/>
-              </w:rPr>
-              <w:t>ree or low-cost</w:t>
-            </w:r>
-            <w:r>
-              <w:rPr>
-                <w:b/>
-                <w:bCs/>
-              </w:rPr>
-              <w:t xml:space="preserve"> and sufficient availability throughout the project criteria.</w:t>
+            <w:r>
+              <w:rPr>
+                <w:b/>
+              </w:rPr>
+            </w:r>
+            <w:r>
+              <w:rPr>
+                <w:b/>
+              </w:rPr>
+              <w:t>Expected production usage, required plan limits and the actual cost of deployed operation are not known yet.</w:t>
             </w:r>
           </w:p>
         </w:tc>
@@ -1542,18 +1473,158 @@
             <w:shd w:val="clear" w:color="auto" w:fill="FFFFFF"/>
           </w:tcPr>
           <w:p>
-            <w:pPr>
-              <w:rPr>
-                <w:b/>
-                <w:bCs/>
-              </w:rPr>
-            </w:pPr>
-            <w:r>
-              <w:rPr>
-                <w:b/>
-                <w:bCs/>
-              </w:rPr>
-              <w:t>That the development and deployment will incur cost and the CON-004 will not be met result in partial project failure.</w:t>
+            <w:r>
+              <w:rPr>
+                <w:b/>
+              </w:rPr>
+            </w:r>
+            <w:r>
+              <w:rPr>
+                <w:b/>
+              </w:rPr>
+              <w:t>Later service limits or costs could force a provider or plan change and affect the deployment approach or CON-004.</w:t>
+            </w:r>
+          </w:p>
+        </w:tc>
+      </w:tr>
+      <w:tr>
+        <w:trPr>
+          <w:trHeight w:val="300"/>
+        </w:trPr>
+        <w:tc>
+          <w:tcPr>
+            <w:tcW w:w="1268" w:type="dxa"/>
+            <w:tcBorders>
+              <w:top w:val="single" w:sz="6" w:space="0" w:color="000000"/>
+              <w:left w:val="single" w:sz="6" w:space="0" w:color="000000"/>
+              <w:bottom w:val="single" w:sz="6" w:space="0" w:color="000000"/>
+              <w:right w:val="single" w:sz="6" w:space="0" w:color="000000"/>
+            </w:tcBorders>
+            <w:shd w:val="clear" w:color="auto" w:fill="FFFFFF"/>
+          </w:tcPr>
+          <w:p>
+            <w:r>
+              <w:rPr>
+                <w:b/>
+              </w:rPr>
+            </w:r>
+            <w:r>
+              <w:rPr>
+                <w:b/>
+              </w:rPr>
+              <w:t>FEC-008</w:t>
+            </w:r>
+          </w:p>
+        </w:tc>
+        <w:tc>
+          <w:tcPr>
+            <w:tcW w:w="2977" w:type="dxa"/>
+            <w:tcBorders>
+              <w:top w:val="single" w:sz="6" w:space="0" w:color="000000"/>
+              <w:left w:val="single" w:sz="6" w:space="0" w:color="000000"/>
+              <w:bottom w:val="single" w:sz="6" w:space="0" w:color="000000"/>
+              <w:right w:val="single" w:sz="6" w:space="0" w:color="000000"/>
+            </w:tcBorders>
+            <w:shd w:val="clear" w:color="auto" w:fill="FFFFFF"/>
+          </w:tcPr>
+          <w:p>
+            <w:r>
+              <w:rPr>
+                <w:b/>
+              </w:rPr>
+            </w:r>
+            <w:r>
+              <w:rPr>
+                <w:b/>
+              </w:rPr>
+              <w:t>M2-10</w:t>
+            </w:r>
+            <w:r>
+              <w:rPr>
+                <w:b/>
+              </w:rPr>
+              <w:br/>
+            </w:r>
+            <w:r>
+              <w:rPr>
+                <w:b/>
+              </w:rPr>
+              <w:t>Supabase is selected as the backend platform for the current scope, while Node.js/Express is retained only as an alternative if later needs justify it.</w:t>
+            </w:r>
+          </w:p>
+        </w:tc>
+        <w:tc>
+          <w:tcPr>
+            <w:tcW w:w="2977" w:type="dxa"/>
+            <w:tcBorders>
+              <w:top w:val="single" w:sz="6" w:space="0" w:color="000000"/>
+              <w:left w:val="single" w:sz="6" w:space="0" w:color="000000"/>
+              <w:bottom w:val="single" w:sz="6" w:space="0" w:color="000000"/>
+              <w:right w:val="single" w:sz="6" w:space="0" w:color="000000"/>
+            </w:tcBorders>
+            <w:shd w:val="clear" w:color="auto" w:fill="FFFFFF"/>
+          </w:tcPr>
+          <w:p>
+            <w:r>
+              <w:rPr>
+                <w:b/>
+              </w:rPr>
+            </w:r>
+            <w:r>
+              <w:rPr>
+                <w:b/>
+              </w:rPr>
+              <w:t>If later features require substantial custom server-side processing, the backend architecture, interfaces, deployment and testing approach may need to change.</w:t>
+            </w:r>
+          </w:p>
+        </w:tc>
+        <w:tc>
+          <w:tcPr>
+            <w:tcW w:w="3402" w:type="dxa"/>
+            <w:tcBorders>
+              <w:top w:val="single" w:sz="6" w:space="0" w:color="000000"/>
+              <w:left w:val="single" w:sz="6" w:space="0" w:color="000000"/>
+              <w:bottom w:val="single" w:sz="6" w:space="0" w:color="000000"/>
+              <w:right w:val="single" w:sz="6" w:space="0" w:color="000000"/>
+            </w:tcBorders>
+            <w:shd w:val="clear" w:color="auto" w:fill="FFFFFF"/>
+          </w:tcPr>
+          <w:p>
+            <w:r>
+              <w:rPr>
+                <w:b/>
+              </w:rPr>
+            </w:r>
+            <w:r>
+              <w:rPr>
+                <w:b/>
+              </w:rPr>
+              <w:t>No current requirement proves that a dedicated custom backend is needed. Future processing and integration needs are still incomplete.</w:t>
+            </w:r>
+          </w:p>
+        </w:tc>
+        <w:tc>
+          <w:tcPr>
+            <w:tcW w:w="3260" w:type="dxa"/>
+            <w:tcBorders>
+              <w:top w:val="single" w:sz="6" w:space="0" w:color="000000"/>
+              <w:left w:val="single" w:sz="6" w:space="0" w:color="000000"/>
+              <w:bottom w:val="single" w:sz="6" w:space="0" w:color="000000"/>
+              <w:right w:val="single" w:sz="6" w:space="0" w:color="000000"/>
+            </w:tcBorders>
+            <w:shd w:val="clear" w:color="auto" w:fill="FFFFFF"/>
+          </w:tcPr>
+          <w:p>
+            <w:r>
+              <w:rPr>
+                <w:b/>
+              </w:rPr>
+            </w:r>
+            <w:r>
+              <w:rPr>
+                <w:b/>
+              </w:rPr>
+              <w:t>Discovering the need for a custom backend late could cause rework, integration changes and schedule pressure.</w:t>
             </w:r>
           </w:p>
         </w:tc>
